--- a/Project3/新建 Microsoft Word 文档.docx
+++ b/Project3/新建 Microsoft Word 文档.docx
@@ -5,9 +5,132 @@
     <w:p>
       <w:r>
         <w:rPr>
+          <w:noProof/>
+        </w:rPr>
+        <w:drawing>
+          <wp:inline distT="0" distB="0" distL="0" distR="0" wp14:anchorId="37B168D2" wp14:editId="51052C07">
+            <wp:extent cx="5274310" cy="1362075"/>
+            <wp:effectExtent l="0" t="0" r="2540" b="9525"/>
+            <wp:docPr id="433438542" name="图片 1"/>
+            <wp:cNvGraphicFramePr>
+              <a:graphicFrameLocks xmlns:a="http://schemas.openxmlformats.org/drawingml/2006/main" noChangeAspect="1"/>
+            </wp:cNvGraphicFramePr>
+            <a:graphic xmlns:a="http://schemas.openxmlformats.org/drawingml/2006/main">
+              <a:graphicData uri="http://schemas.openxmlformats.org/drawingml/2006/picture">
+                <pic:pic xmlns:pic="http://schemas.openxmlformats.org/drawingml/2006/picture">
+                  <pic:nvPicPr>
+                    <pic:cNvPr id="433438542" name=""/>
+                    <pic:cNvPicPr/>
+                  </pic:nvPicPr>
+                  <pic:blipFill>
+                    <a:blip r:embed="rId4"/>
+                    <a:stretch>
+                      <a:fillRect/>
+                    </a:stretch>
+                  </pic:blipFill>
+                  <pic:spPr>
+                    <a:xfrm>
+                      <a:off x="0" y="0"/>
+                      <a:ext cx="5274310" cy="1362075"/>
+                    </a:xfrm>
+                    <a:prstGeom prst="rect">
+                      <a:avLst/>
+                    </a:prstGeom>
+                  </pic:spPr>
+                </pic:pic>
+              </a:graphicData>
+            </a:graphic>
+          </wp:inline>
+        </w:drawing>
+      </w:r>
+    </w:p>
+    <w:p>
+      <w:r>
+        <w:rPr>
+          <w:noProof/>
+        </w:rPr>
+        <w:drawing>
+          <wp:inline distT="0" distB="0" distL="0" distR="0" wp14:anchorId="0D77B9B5" wp14:editId="35F07198">
+            <wp:extent cx="5274310" cy="3919220"/>
+            <wp:effectExtent l="0" t="0" r="2540" b="5080"/>
+            <wp:docPr id="73022709" name="图片 1"/>
+            <wp:cNvGraphicFramePr>
+              <a:graphicFrameLocks xmlns:a="http://schemas.openxmlformats.org/drawingml/2006/main" noChangeAspect="1"/>
+            </wp:cNvGraphicFramePr>
+            <a:graphic xmlns:a="http://schemas.openxmlformats.org/drawingml/2006/main">
+              <a:graphicData uri="http://schemas.openxmlformats.org/drawingml/2006/picture">
+                <pic:pic xmlns:pic="http://schemas.openxmlformats.org/drawingml/2006/picture">
+                  <pic:nvPicPr>
+                    <pic:cNvPr id="73022709" name=""/>
+                    <pic:cNvPicPr/>
+                  </pic:nvPicPr>
+                  <pic:blipFill>
+                    <a:blip r:embed="rId5"/>
+                    <a:stretch>
+                      <a:fillRect/>
+                    </a:stretch>
+                  </pic:blipFill>
+                  <pic:spPr>
+                    <a:xfrm>
+                      <a:off x="0" y="0"/>
+                      <a:ext cx="5274310" cy="3919220"/>
+                    </a:xfrm>
+                    <a:prstGeom prst="rect">
+                      <a:avLst/>
+                    </a:prstGeom>
+                  </pic:spPr>
+                </pic:pic>
+              </a:graphicData>
+            </a:graphic>
+          </wp:inline>
+        </w:drawing>
+      </w:r>
+    </w:p>
+    <w:p>
+      <w:pPr>
+        <w:rPr>
           <w:rFonts w:hint="eastAsia"/>
         </w:rPr>
-        <w:t>TEST</w:t>
+      </w:pPr>
+      <w:r>
+        <w:rPr>
+          <w:noProof/>
+        </w:rPr>
+        <w:drawing>
+          <wp:inline distT="0" distB="0" distL="0" distR="0" wp14:anchorId="4CBBB714" wp14:editId="5A5951B0">
+            <wp:extent cx="5274310" cy="485140"/>
+            <wp:effectExtent l="0" t="0" r="2540" b="0"/>
+            <wp:docPr id="1949922514" name="图片 1"/>
+            <wp:cNvGraphicFramePr>
+              <a:graphicFrameLocks xmlns:a="http://schemas.openxmlformats.org/drawingml/2006/main" noChangeAspect="1"/>
+            </wp:cNvGraphicFramePr>
+            <a:graphic xmlns:a="http://schemas.openxmlformats.org/drawingml/2006/main">
+              <a:graphicData uri="http://schemas.openxmlformats.org/drawingml/2006/picture">
+                <pic:pic xmlns:pic="http://schemas.openxmlformats.org/drawingml/2006/picture">
+                  <pic:nvPicPr>
+                    <pic:cNvPr id="1949922514" name=""/>
+                    <pic:cNvPicPr/>
+                  </pic:nvPicPr>
+                  <pic:blipFill>
+                    <a:blip r:embed="rId6"/>
+                    <a:stretch>
+                      <a:fillRect/>
+                    </a:stretch>
+                  </pic:blipFill>
+                  <pic:spPr>
+                    <a:xfrm>
+                      <a:off x="0" y="0"/>
+                      <a:ext cx="5274310" cy="485140"/>
+                    </a:xfrm>
+                    <a:prstGeom prst="rect">
+                      <a:avLst/>
+                    </a:prstGeom>
+                  </pic:spPr>
+                </pic:pic>
+              </a:graphicData>
+            </a:graphic>
+          </wp:inline>
+        </w:drawing>
       </w:r>
     </w:p>
     <w:sectPr>
@@ -428,7 +551,7 @@
     <w:link w:val="10"/>
     <w:uiPriority w:val="9"/>
     <w:qFormat/>
-    <w:rsid w:val="008E58F9"/>
+    <w:rsid w:val="00310ACC"/>
     <w:pPr>
       <w:keepNext/>
       <w:keepLines/>
@@ -451,7 +574,7 @@
     <w:semiHidden/>
     <w:unhideWhenUsed/>
     <w:qFormat/>
-    <w:rsid w:val="008E58F9"/>
+    <w:rsid w:val="00310ACC"/>
     <w:pPr>
       <w:keepNext/>
       <w:keepLines/>
@@ -474,7 +597,7 @@
     <w:semiHidden/>
     <w:unhideWhenUsed/>
     <w:qFormat/>
-    <w:rsid w:val="008E58F9"/>
+    <w:rsid w:val="00310ACC"/>
     <w:pPr>
       <w:keepNext/>
       <w:keepLines/>
@@ -497,7 +620,7 @@
     <w:semiHidden/>
     <w:unhideWhenUsed/>
     <w:qFormat/>
-    <w:rsid w:val="008E58F9"/>
+    <w:rsid w:val="00310ACC"/>
     <w:pPr>
       <w:keepNext/>
       <w:keepLines/>
@@ -520,7 +643,7 @@
     <w:semiHidden/>
     <w:unhideWhenUsed/>
     <w:qFormat/>
-    <w:rsid w:val="008E58F9"/>
+    <w:rsid w:val="00310ACC"/>
     <w:pPr>
       <w:keepNext/>
       <w:keepLines/>
@@ -543,7 +666,7 @@
     <w:semiHidden/>
     <w:unhideWhenUsed/>
     <w:qFormat/>
-    <w:rsid w:val="008E58F9"/>
+    <w:rsid w:val="00310ACC"/>
     <w:pPr>
       <w:keepNext/>
       <w:keepLines/>
@@ -566,7 +689,7 @@
     <w:semiHidden/>
     <w:unhideWhenUsed/>
     <w:qFormat/>
-    <w:rsid w:val="008E58F9"/>
+    <w:rsid w:val="00310ACC"/>
     <w:pPr>
       <w:keepNext/>
       <w:keepLines/>
@@ -589,7 +712,7 @@
     <w:semiHidden/>
     <w:unhideWhenUsed/>
     <w:qFormat/>
-    <w:rsid w:val="008E58F9"/>
+    <w:rsid w:val="00310ACC"/>
     <w:pPr>
       <w:keepNext/>
       <w:keepLines/>
@@ -609,7 +732,7 @@
     <w:semiHidden/>
     <w:unhideWhenUsed/>
     <w:qFormat/>
-    <w:rsid w:val="008E58F9"/>
+    <w:rsid w:val="00310ACC"/>
     <w:pPr>
       <w:keepNext/>
       <w:keepLines/>
@@ -652,7 +775,7 @@
     <w:basedOn w:val="a0"/>
     <w:link w:val="1"/>
     <w:uiPriority w:val="9"/>
-    <w:rsid w:val="008E58F9"/>
+    <w:rsid w:val="00310ACC"/>
     <w:rPr>
       <w:rFonts w:asciiTheme="majorHAnsi" w:eastAsiaTheme="majorEastAsia" w:hAnsiTheme="majorHAnsi" w:cstheme="majorBidi"/>
       <w:color w:val="0F4761" w:themeColor="accent1" w:themeShade="BF"/>
@@ -666,7 +789,7 @@
     <w:link w:val="2"/>
     <w:uiPriority w:val="9"/>
     <w:semiHidden/>
-    <w:rsid w:val="008E58F9"/>
+    <w:rsid w:val="00310ACC"/>
     <w:rPr>
       <w:rFonts w:asciiTheme="majorHAnsi" w:eastAsiaTheme="majorEastAsia" w:hAnsiTheme="majorHAnsi" w:cstheme="majorBidi"/>
       <w:color w:val="0F4761" w:themeColor="accent1" w:themeShade="BF"/>
@@ -680,7 +803,7 @@
     <w:link w:val="3"/>
     <w:uiPriority w:val="9"/>
     <w:semiHidden/>
-    <w:rsid w:val="008E58F9"/>
+    <w:rsid w:val="00310ACC"/>
     <w:rPr>
       <w:rFonts w:asciiTheme="majorHAnsi" w:eastAsiaTheme="majorEastAsia" w:hAnsiTheme="majorHAnsi" w:cstheme="majorBidi"/>
       <w:color w:val="0F4761" w:themeColor="accent1" w:themeShade="BF"/>
@@ -694,7 +817,7 @@
     <w:link w:val="4"/>
     <w:uiPriority w:val="9"/>
     <w:semiHidden/>
-    <w:rsid w:val="008E58F9"/>
+    <w:rsid w:val="00310ACC"/>
     <w:rPr>
       <w:rFonts w:cstheme="majorBidi"/>
       <w:color w:val="0F4761" w:themeColor="accent1" w:themeShade="BF"/>
@@ -708,7 +831,7 @@
     <w:link w:val="5"/>
     <w:uiPriority w:val="9"/>
     <w:semiHidden/>
-    <w:rsid w:val="008E58F9"/>
+    <w:rsid w:val="00310ACC"/>
     <w:rPr>
       <w:rFonts w:cstheme="majorBidi"/>
       <w:color w:val="0F4761" w:themeColor="accent1" w:themeShade="BF"/>
@@ -722,7 +845,7 @@
     <w:link w:val="6"/>
     <w:uiPriority w:val="9"/>
     <w:semiHidden/>
-    <w:rsid w:val="008E58F9"/>
+    <w:rsid w:val="00310ACC"/>
     <w:rPr>
       <w:rFonts w:cstheme="majorBidi"/>
       <w:b/>
@@ -736,7 +859,7 @@
     <w:link w:val="7"/>
     <w:uiPriority w:val="9"/>
     <w:semiHidden/>
-    <w:rsid w:val="008E58F9"/>
+    <w:rsid w:val="00310ACC"/>
     <w:rPr>
       <w:rFonts w:cstheme="majorBidi"/>
       <w:b/>
@@ -750,7 +873,7 @@
     <w:link w:val="8"/>
     <w:uiPriority w:val="9"/>
     <w:semiHidden/>
-    <w:rsid w:val="008E58F9"/>
+    <w:rsid w:val="00310ACC"/>
     <w:rPr>
       <w:rFonts w:cstheme="majorBidi"/>
       <w:color w:val="595959" w:themeColor="text1" w:themeTint="A6"/>
@@ -762,7 +885,7 @@
     <w:link w:val="9"/>
     <w:uiPriority w:val="9"/>
     <w:semiHidden/>
-    <w:rsid w:val="008E58F9"/>
+    <w:rsid w:val="00310ACC"/>
     <w:rPr>
       <w:rFonts w:eastAsiaTheme="majorEastAsia" w:cstheme="majorBidi"/>
       <w:color w:val="595959" w:themeColor="text1" w:themeTint="A6"/>
@@ -775,7 +898,7 @@
     <w:link w:val="a4"/>
     <w:uiPriority w:val="10"/>
     <w:qFormat/>
-    <w:rsid w:val="008E58F9"/>
+    <w:rsid w:val="00310ACC"/>
     <w:pPr>
       <w:spacing w:after="80"/>
       <w:contextualSpacing/>
@@ -794,7 +917,7 @@
     <w:basedOn w:val="a0"/>
     <w:link w:val="a3"/>
     <w:uiPriority w:val="10"/>
-    <w:rsid w:val="008E58F9"/>
+    <w:rsid w:val="00310ACC"/>
     <w:rPr>
       <w:rFonts w:asciiTheme="majorHAnsi" w:eastAsiaTheme="majorEastAsia" w:hAnsiTheme="majorHAnsi" w:cstheme="majorBidi"/>
       <w:spacing w:val="-10"/>
@@ -810,7 +933,7 @@
     <w:link w:val="a6"/>
     <w:uiPriority w:val="11"/>
     <w:qFormat/>
-    <w:rsid w:val="008E58F9"/>
+    <w:rsid w:val="00310ACC"/>
     <w:pPr>
       <w:numPr>
         <w:ilvl w:val="1"/>
@@ -831,7 +954,7 @@
     <w:basedOn w:val="a0"/>
     <w:link w:val="a5"/>
     <w:uiPriority w:val="11"/>
-    <w:rsid w:val="008E58F9"/>
+    <w:rsid w:val="00310ACC"/>
     <w:rPr>
       <w:rFonts w:asciiTheme="majorHAnsi" w:eastAsiaTheme="majorEastAsia" w:hAnsiTheme="majorHAnsi" w:cstheme="majorBidi"/>
       <w:color w:val="595959" w:themeColor="text1" w:themeTint="A6"/>
@@ -847,7 +970,7 @@
     <w:link w:val="a8"/>
     <w:uiPriority w:val="29"/>
     <w:qFormat/>
-    <w:rsid w:val="008E58F9"/>
+    <w:rsid w:val="00310ACC"/>
     <w:pPr>
       <w:spacing w:before="160" w:after="160"/>
       <w:jc w:val="center"/>
@@ -863,7 +986,7 @@
     <w:basedOn w:val="a0"/>
     <w:link w:val="a7"/>
     <w:uiPriority w:val="29"/>
-    <w:rsid w:val="008E58F9"/>
+    <w:rsid w:val="00310ACC"/>
     <w:rPr>
       <w:i/>
       <w:iCs/>
@@ -875,7 +998,7 @@
     <w:basedOn w:val="a"/>
     <w:uiPriority w:val="34"/>
     <w:qFormat/>
-    <w:rsid w:val="008E58F9"/>
+    <w:rsid w:val="00310ACC"/>
     <w:pPr>
       <w:ind w:left="720"/>
       <w:contextualSpacing/>
@@ -886,7 +1009,7 @@
     <w:basedOn w:val="a0"/>
     <w:uiPriority w:val="21"/>
     <w:qFormat/>
-    <w:rsid w:val="008E58F9"/>
+    <w:rsid w:val="00310ACC"/>
     <w:rPr>
       <w:i/>
       <w:iCs/>
@@ -900,7 +1023,7 @@
     <w:link w:val="ac"/>
     <w:uiPriority w:val="30"/>
     <w:qFormat/>
-    <w:rsid w:val="008E58F9"/>
+    <w:rsid w:val="00310ACC"/>
     <w:pPr>
       <w:pBdr>
         <w:top w:val="single" w:sz="4" w:space="10" w:color="0F4761" w:themeColor="accent1" w:themeShade="BF"/>
@@ -921,7 +1044,7 @@
     <w:basedOn w:val="a0"/>
     <w:link w:val="ab"/>
     <w:uiPriority w:val="30"/>
-    <w:rsid w:val="008E58F9"/>
+    <w:rsid w:val="00310ACC"/>
     <w:rPr>
       <w:i/>
       <w:iCs/>
@@ -933,7 +1056,7 @@
     <w:basedOn w:val="a0"/>
     <w:uiPriority w:val="32"/>
     <w:qFormat/>
-    <w:rsid w:val="008E58F9"/>
+    <w:rsid w:val="00310ACC"/>
     <w:rPr>
       <w:b/>
       <w:bCs/>
